--- a/04_Manuscripts/submission_package_phrp/TitlePage_PHRP.docx
+++ b/04_Manuscripts/submission_package_phrp/TitlePage_PHRP.docx
@@ -423,7 +423,7 @@
           <w:i w:val="0"/>
           <w:sz w:val="22"/>
         </w:rPr>
-        <w:t>NDB Open Data is publicly available from the Ministry of Health, Labour and Welfare of Japan (https://www.mhlw.go.jp/stf/seisakunitsuite/bunya/0000177221_00001.html). Japan Meteorological Agency climate data are available from https://www.jma.go.jp/. Analysis code and processed datasets are available on GitHub (https://github.com/haruki00430/ndb-cold-exposure-cardiovascular-japan) and archived on Zenodo (DOI: [to be assigned upon upload]).</w:t>
+        <w:t>NDB Open Data is publicly available from the Ministry of Health, Labour and Welfare of Japan (https://www.mhlw.go.jp/stf/seisakunitsuite/bunya/0000177221_00001.html). Japan Meteorological Agency climate data are available from https://www.jma.go.jp/. Analysis code and processed datasets are available on GitHub (https://github.com/haruki00430/ndb-cold-exposure-cardiovascular-japan) and archived on Zenodo (DOI: https://doi.org/10.5281/zenodo.20997811).</w:t>
       </w:r>
     </w:p>
     <w:p>
